--- a/cannademy/Traffic Building/post2-dosing-homemade-edibles-revised.docx
+++ b/cannademy/Traffic Building/post2-dosing-homemade-edibles-revised.docx
@@ -1347,9 +1347,6 @@
     <w:p>
       <w:pPr>
         <w:pStyle w:val="Normal"/>
-        <w:rPr/>
-      </w:pPr>
-      <w:r>
         <w:rPr>
           <w:i/>
           <w:iCs/>
@@ -1357,7 +1354,411 @@
           <w:sz w:val="18"/>
           <w:szCs w:val="18"/>
         </w:rPr>
+      </w:pPr>
+      <w:r>
+        <w:rPr>
+          <w:i/>
+          <w:iCs/>
+          <w:color w:val="888888"/>
+          <w:sz w:val="18"/>
+          <w:szCs w:val="18"/>
+        </w:rPr>
         <w:t>──────────────────────────────────────────────────────</w:t>
+      </w:r>
+    </w:p>
+    <w:p>
+      <w:pPr>
+        <w:pStyle w:val="Normal"/>
+        <w:rPr>
+          <w:i/>
+          <w:iCs/>
+          <w:color w:val="888888"/>
+          <w:sz w:val="18"/>
+          <w:szCs w:val="18"/>
+        </w:rPr>
+      </w:pPr>
+      <w:r>
+        <w:rPr>
+          <w:i/>
+          <w:iCs/>
+          <w:color w:val="888888"/>
+          <w:sz w:val="18"/>
+          <w:szCs w:val="18"/>
+        </w:rPr>
+      </w:r>
+    </w:p>
+    <w:p>
+      <w:pPr>
+        <w:pStyle w:val="Normal"/>
+        <w:rPr>
+          <w:i/>
+          <w:iCs/>
+          <w:color w:val="000000"/>
+          <w:sz w:val="18"/>
+          <w:szCs w:val="18"/>
+        </w:rPr>
+      </w:pPr>
+      <w:r>
+        <w:rPr>
+          <w:i/>
+          <w:iCs/>
+          <w:color w:val="000000"/>
+          <w:sz w:val="18"/>
+          <w:szCs w:val="18"/>
+        </w:rPr>
+        <w:t>Pinterest Pin 1 — 2:3 portrait, 1000x1500px (Gemini Flash Lite)</w:t>
+        <w:br/>
+        <w:t>Style: Cool bright studio</w:t>
+        <w:br/>
+        <w:t>Surface/background: White marble</w:t>
+        <w:br/>
+        <w:t>Image prompt: Overhead flat lay on white marble featuring a small digital kitchen scale, a measuring spoon with green cannabis-infused oil, a handwritten dosing worksheet with visible calculations, and a mason jar of light green cannabutter. A fresh cannabis leaf placed naturally in the upper corner. Crisp neutral overhead daylight, clean editorial styling. Leave clean white space at the top quarter for text overlay. No text, no drug paraphernalia.</w:t>
+      </w:r>
+    </w:p>
+    <w:p>
+      <w:pPr>
+        <w:pStyle w:val="Normal"/>
+        <w:rPr>
+          <w:i/>
+          <w:iCs/>
+          <w:color w:val="000000"/>
+          <w:sz w:val="18"/>
+          <w:szCs w:val="18"/>
+        </w:rPr>
+      </w:pPr>
+      <w:r>
+        <w:rPr>
+          <w:i/>
+          <w:iCs/>
+          <w:color w:val="000000"/>
+          <w:sz w:val="18"/>
+          <w:szCs w:val="18"/>
+        </w:rPr>
+      </w:r>
+    </w:p>
+    <w:p>
+      <w:pPr>
+        <w:pStyle w:val="Normal"/>
+        <w:rPr>
+          <w:i/>
+          <w:iCs/>
+          <w:color w:val="000000"/>
+          <w:sz w:val="18"/>
+          <w:szCs w:val="18"/>
+        </w:rPr>
+      </w:pPr>
+      <w:r>
+        <w:rPr>
+          <w:i/>
+          <w:iCs/>
+          <w:color w:val="000000"/>
+          <w:sz w:val="18"/>
+          <w:szCs w:val="18"/>
+        </w:rPr>
+        <w:t>Text overlay: How to Dose Homemade Edibles (Step-by-Step)</w:t>
+      </w:r>
+    </w:p>
+    <w:p>
+      <w:pPr>
+        <w:pStyle w:val="Normal"/>
+        <w:rPr>
+          <w:i/>
+          <w:iCs/>
+          <w:color w:val="000000"/>
+          <w:sz w:val="18"/>
+          <w:szCs w:val="18"/>
+        </w:rPr>
+      </w:pPr>
+      <w:r>
+        <w:rPr>
+          <w:i/>
+          <w:iCs/>
+          <w:color w:val="000000"/>
+          <w:sz w:val="18"/>
+          <w:szCs w:val="18"/>
+        </w:rPr>
+      </w:r>
+    </w:p>
+    <w:p>
+      <w:pPr>
+        <w:pStyle w:val="Normal"/>
+        <w:rPr>
+          <w:i/>
+          <w:iCs/>
+          <w:color w:val="000000"/>
+          <w:sz w:val="18"/>
+          <w:szCs w:val="18"/>
+        </w:rPr>
+      </w:pPr>
+      <w:r>
+        <w:rPr>
+          <w:i/>
+          <w:iCs/>
+          <w:color w:val="000000"/>
+          <w:sz w:val="18"/>
+          <w:szCs w:val="18"/>
+        </w:rPr>
+        <w:t>Pin description: Dosing homemade edibles starts with one simple formula — but most people skip the steps that make it accurate. Learn how to calculate mg per serving for any recipe, what to do without a lab test, and why batch consistency matters. Full guide at Cannademy.com.</w:t>
+        <w:br/>
+        <w:br/>
+        <w:t>Pinterest Pin 2 — 2:3 portrait, 1000x1500px (Gemini Flash Lite)</w:t>
+        <w:br/>
+        <w:t>Style: Rustic farmhouse</w:t>
+        <w:br/>
+        <w:t>Surface/background: Natural pine</w:t>
+        <w:br/>
+        <w:t>Image prompt: A batch of cannabis-infused gummies in a silicone mold on a natural pine surface, a small digital scale nearby, and a measuring cup of cannabis-infused coconut oil. Soft natural window light from the side. A cannabis leaf rests casually beside the mold. Approachable, handmade mood. Leave clean space at the bottom quarter for text overlay. No text</w:t>
+      </w:r>
+    </w:p>
+    <w:p>
+      <w:pPr>
+        <w:pStyle w:val="Normal"/>
+        <w:rPr>
+          <w:i/>
+          <w:iCs/>
+          <w:color w:val="000000"/>
+          <w:sz w:val="18"/>
+          <w:szCs w:val="18"/>
+        </w:rPr>
+      </w:pPr>
+      <w:r>
+        <w:rPr>
+          <w:i/>
+          <w:iCs/>
+          <w:color w:val="000000"/>
+          <w:sz w:val="18"/>
+          <w:szCs w:val="18"/>
+        </w:rPr>
+      </w:r>
+    </w:p>
+    <w:p>
+      <w:pPr>
+        <w:pStyle w:val="Normal"/>
+        <w:rPr>
+          <w:i/>
+          <w:iCs/>
+          <w:color w:val="000000"/>
+          <w:sz w:val="18"/>
+          <w:szCs w:val="18"/>
+        </w:rPr>
+      </w:pPr>
+      <w:r>
+        <w:rPr>
+          <w:i/>
+          <w:iCs/>
+          <w:color w:val="000000"/>
+          <w:sz w:val="18"/>
+          <w:szCs w:val="18"/>
+        </w:rPr>
+        <w:t>Text overlay: How Many mg Are in My Homemade Edibles?</w:t>
+      </w:r>
+    </w:p>
+    <w:p>
+      <w:pPr>
+        <w:pStyle w:val="Normal"/>
+        <w:rPr>
+          <w:i/>
+          <w:iCs/>
+          <w:color w:val="000000"/>
+          <w:sz w:val="18"/>
+          <w:szCs w:val="18"/>
+        </w:rPr>
+      </w:pPr>
+      <w:r>
+        <w:rPr>
+          <w:i/>
+          <w:iCs/>
+          <w:color w:val="000000"/>
+          <w:sz w:val="18"/>
+          <w:szCs w:val="18"/>
+        </w:rPr>
+      </w:r>
+    </w:p>
+    <w:p>
+      <w:pPr>
+        <w:pStyle w:val="Normal"/>
+        <w:rPr>
+          <w:i/>
+          <w:iCs/>
+          <w:color w:val="000000"/>
+          <w:sz w:val="18"/>
+          <w:szCs w:val="18"/>
+        </w:rPr>
+      </w:pPr>
+      <w:r>
+        <w:rPr>
+          <w:i/>
+          <w:iCs/>
+          <w:color w:val="000000"/>
+          <w:sz w:val="18"/>
+          <w:szCs w:val="18"/>
+        </w:rPr>
+        <w:t>Pin description: Not sure how strong your homemade edibles are? The answer is one formula away. Learn how to calculate THC per serving, why homemade edibles come out inconsistent, and how to fix it every time. Full guide at Cannademy.com.</w:t>
+        <w:br/>
+        <w:br/>
+        <w:t>Pinterest Pin 3 — 2:3 portrait, 1000x1500px (Gemini Flash Lite)</w:t>
+        <w:br/>
+        <w:t>Style: Warm golden hour</w:t>
+        <w:br/>
+        <w:t>Surface/background: Butcher block</w:t>
+        <w:br/>
+        <w:t xml:space="preserve">Image prompt: A </w:t>
+      </w:r>
+      <w:r>
+        <w:rPr>
+          <w:i/>
+          <w:iCs/>
+          <w:color w:val="000000"/>
+          <w:sz w:val="18"/>
+          <w:szCs w:val="18"/>
+        </w:rPr>
+        <w:t>kitchen</w:t>
+      </w:r>
+      <w:r>
+        <w:rPr>
+          <w:i/>
+          <w:iCs/>
+          <w:color w:val="000000"/>
+          <w:sz w:val="18"/>
+          <w:szCs w:val="18"/>
+        </w:rPr>
+        <w:t xml:space="preserve">-inspired arrangement on a butcher block surface featuring a sealed mason jar of </w:t>
+      </w:r>
+      <w:r>
+        <w:rPr>
+          <w:i/>
+          <w:iCs/>
+          <w:color w:val="000000"/>
+          <w:sz w:val="18"/>
+          <w:szCs w:val="18"/>
+        </w:rPr>
+        <w:t xml:space="preserve">light </w:t>
+      </w:r>
+      <w:r>
+        <w:rPr>
+          <w:i/>
+          <w:iCs/>
+          <w:color w:val="000000"/>
+          <w:sz w:val="18"/>
+          <w:szCs w:val="18"/>
+        </w:rPr>
+        <w:t>green</w:t>
+      </w:r>
+      <w:r>
+        <w:rPr>
+          <w:i/>
+          <w:iCs/>
+          <w:color w:val="000000"/>
+          <w:sz w:val="18"/>
+          <w:szCs w:val="18"/>
+        </w:rPr>
+        <w:t xml:space="preserve"> cannabutter as the hero item, surrounded by a small ceramic dish of </w:t>
+      </w:r>
+      <w:r>
+        <w:rPr>
+          <w:i/>
+          <w:iCs/>
+          <w:color w:val="000000"/>
+          <w:sz w:val="18"/>
+          <w:szCs w:val="18"/>
+        </w:rPr>
+        <w:t xml:space="preserve">green </w:t>
+      </w:r>
+      <w:r>
+        <w:rPr>
+          <w:i/>
+          <w:iCs/>
+          <w:color w:val="000000"/>
+          <w:sz w:val="18"/>
+          <w:szCs w:val="18"/>
+        </w:rPr>
+        <w:t>coconut oil, measuring spoons, a folded linen cloth, and a small cannabis sprig. Soft amber directional side light from the left. Warm, precise, artisan mood. Leave clean space at the top quarter for text overlay. No text</w:t>
+      </w:r>
+    </w:p>
+    <w:p>
+      <w:pPr>
+        <w:pStyle w:val="Normal"/>
+        <w:rPr>
+          <w:i/>
+          <w:iCs/>
+          <w:color w:val="000000"/>
+          <w:sz w:val="18"/>
+          <w:szCs w:val="18"/>
+        </w:rPr>
+      </w:pPr>
+      <w:r>
+        <w:rPr>
+          <w:i/>
+          <w:iCs/>
+          <w:color w:val="000000"/>
+          <w:sz w:val="18"/>
+          <w:szCs w:val="18"/>
+        </w:rPr>
+      </w:r>
+    </w:p>
+    <w:p>
+      <w:pPr>
+        <w:pStyle w:val="Normal"/>
+        <w:rPr>
+          <w:i/>
+          <w:iCs/>
+          <w:color w:val="000000"/>
+          <w:sz w:val="18"/>
+          <w:szCs w:val="18"/>
+        </w:rPr>
+      </w:pPr>
+      <w:r>
+        <w:rPr>
+          <w:i/>
+          <w:iCs/>
+          <w:color w:val="000000"/>
+          <w:sz w:val="18"/>
+          <w:szCs w:val="18"/>
+        </w:rPr>
+        <w:t>Text overlay: Cannabis Edibles Dosing Calculator — Do You Need One?</w:t>
+      </w:r>
+    </w:p>
+    <w:p>
+      <w:pPr>
+        <w:pStyle w:val="Normal"/>
+        <w:rPr>
+          <w:i/>
+          <w:iCs/>
+          <w:color w:val="000000"/>
+          <w:sz w:val="18"/>
+          <w:szCs w:val="18"/>
+        </w:rPr>
+      </w:pPr>
+      <w:r>
+        <w:rPr>
+          <w:i/>
+          <w:iCs/>
+          <w:color w:val="000000"/>
+          <w:sz w:val="18"/>
+          <w:szCs w:val="18"/>
+        </w:rPr>
+      </w:r>
+    </w:p>
+    <w:p>
+      <w:pPr>
+        <w:pStyle w:val="Normal"/>
+        <w:rPr>
+          <w:i/>
+          <w:iCs/>
+          <w:color w:val="000000"/>
+          <w:sz w:val="18"/>
+          <w:szCs w:val="18"/>
+        </w:rPr>
+      </w:pPr>
+      <w:r>
+        <w:rPr>
+          <w:i/>
+          <w:iCs/>
+          <w:color w:val="000000"/>
+          <w:sz w:val="18"/>
+          <w:szCs w:val="18"/>
+        </w:rPr>
+        <w:t>Pin description: A cannabis edibles dosing calculator takes the guesswork out of every batch — no math, no estimating, no wasted weed. Learn when the formula works, when it doesn't, and the easiest way to get accurate results every time. Full guide at Cannademy.com.</w:t>
       </w:r>
     </w:p>
     <w:sectPr>
@@ -1873,8 +2274,8 @@
       <w:u w:val="single"/>
     </w:rPr>
   </w:style>
-  <w:style w:type="character" w:styleId="FootnoteCharactersuser">
-    <w:name w:val="Footnote Characters (user)"/>
+  <w:style w:type="character" w:styleId="FootnoteCharacters">
+    <w:name w:val="Footnote Characters"/>
     <w:uiPriority w:val="99"/>
     <w:semiHidden/>
     <w:unhideWhenUsed/>
@@ -1883,8 +2284,8 @@
       <w:vertAlign w:val="superscript"/>
     </w:rPr>
   </w:style>
-  <w:style w:type="character" w:styleId="FootnoteCharacters">
-    <w:name w:val="Footnote Characters"/>
+  <w:style w:type="character" w:styleId="FootnoteCharactersuser">
+    <w:name w:val="Footnote Characters (user)"/>
     <w:qFormat/>
     <w:rPr>
       <w:vertAlign w:val="superscript"/>
@@ -1908,8 +2309,8 @@
       <w:szCs w:val="20"/>
     </w:rPr>
   </w:style>
-  <w:style w:type="character" w:styleId="EndnoteCharactersuser">
-    <w:name w:val="Endnote Characters (user)"/>
+  <w:style w:type="character" w:styleId="EndnoteCharacters">
+    <w:name w:val="Endnote Characters"/>
     <w:uiPriority w:val="99"/>
     <w:semiHidden/>
     <w:unhideWhenUsed/>
@@ -1918,8 +2319,8 @@
       <w:vertAlign w:val="superscript"/>
     </w:rPr>
   </w:style>
-  <w:style w:type="character" w:styleId="EndnoteCharacters">
-    <w:name w:val="Endnote Characters"/>
+  <w:style w:type="character" w:styleId="EndnoteCharactersuser">
+    <w:name w:val="Endnote Characters (user)"/>
     <w:qFormat/>
     <w:rPr>
       <w:vertAlign w:val="superscript"/>
